--- a/backend-exhibits/NFS to Google MyDrive Advanced Plan - Advanced Include.docx
+++ b/backend-exhibits/NFS to Google MyDrive Advanced Plan - Advanced Include.docx
@@ -49,7 +49,7 @@
             </w:pPr>
             <w:r>
               <w:rPr>
-                <w:rFonts w:ascii="Arial" w:eastAsia="Arial" w:hAnsi="Arial" w:cs="Arial"/>
+                <w:rFonts w:ascii="Arial" w:hAnsi="Arial" w:cs="Arial" w:eastAsia="Arial"/>
                 <w:b/>
                 <w:sz w:val="21"/>
               </w:rPr>
@@ -79,7 +79,7 @@
             </w:pPr>
             <w:r>
               <w:rPr>
-                <w:rFonts w:ascii="Arial" w:eastAsia="Arial" w:hAnsi="Arial" w:cs="Arial"/>
+                <w:rFonts w:ascii="Arial" w:hAnsi="Arial" w:cs="Arial" w:eastAsia="Arial"/>
                 <w:b/>
                 <w:sz w:val="21"/>
               </w:rPr>
@@ -103,7 +103,7 @@
             </w:pPr>
             <w:r>
               <w:rPr>
-                <w:rFonts w:ascii="Arial" w:eastAsia="Arial" w:hAnsi="Arial" w:cs="Arial"/>
+                <w:rFonts w:ascii="Arial" w:hAnsi="Arial" w:cs="Arial" w:eastAsia="Arial"/>
                 <w:sz w:val="21"/>
               </w:rPr>
               <w:t>The initial data migration from source to destination is considered as One-time migration.</w:t>
@@ -132,7 +132,7 @@
             </w:pPr>
             <w:r>
               <w:rPr>
-                <w:rFonts w:ascii="Arial" w:eastAsia="Arial" w:hAnsi="Arial" w:cs="Arial"/>
+                <w:rFonts w:ascii="Arial" w:hAnsi="Arial" w:cs="Arial" w:eastAsia="Arial"/>
                 <w:b/>
                 <w:sz w:val="21"/>
               </w:rPr>
@@ -157,7 +157,7 @@
             <w:proofErr w:type="spellStart"/>
             <w:r>
               <w:rPr>
-                <w:rFonts w:ascii="Arial" w:eastAsia="Arial" w:hAnsi="Arial" w:cs="Arial"/>
+                <w:rFonts w:ascii="Arial" w:hAnsi="Arial" w:cs="Arial" w:eastAsia="Arial"/>
                 <w:sz w:val="21"/>
               </w:rPr>
               <w:t>CloudFuze</w:t>
@@ -165,7 +165,7 @@
             <w:proofErr w:type="spellEnd"/>
             <w:r>
               <w:rPr>
-                <w:rFonts w:ascii="Arial" w:eastAsia="Arial" w:hAnsi="Arial" w:cs="Arial"/>
+                <w:rFonts w:ascii="Arial" w:hAnsi="Arial" w:cs="Arial" w:eastAsia="Arial"/>
                 <w:sz w:val="21"/>
               </w:rPr>
               <w:t xml:space="preserve"> preserves all root folder permissions along with access levels.</w:t>
@@ -194,7 +194,7 @@
             </w:pPr>
             <w:r>
               <w:rPr>
-                <w:rFonts w:ascii="Arial" w:eastAsia="Arial" w:hAnsi="Arial" w:cs="Arial"/>
+                <w:rFonts w:ascii="Arial" w:hAnsi="Arial" w:cs="Arial" w:eastAsia="Arial"/>
                 <w:b/>
                 <w:sz w:val="21"/>
               </w:rPr>
@@ -219,7 +219,7 @@
             <w:proofErr w:type="spellStart"/>
             <w:r>
               <w:rPr>
-                <w:rFonts w:ascii="Arial" w:eastAsia="Arial" w:hAnsi="Arial" w:cs="Arial"/>
+                <w:rFonts w:ascii="Arial" w:hAnsi="Arial" w:cs="Arial" w:eastAsia="Arial"/>
                 <w:sz w:val="21"/>
               </w:rPr>
               <w:t>CloudFuze</w:t>
@@ -227,7 +227,7 @@
             <w:proofErr w:type="spellEnd"/>
             <w:r>
               <w:rPr>
-                <w:rFonts w:ascii="Arial" w:eastAsia="Arial" w:hAnsi="Arial" w:cs="Arial"/>
+                <w:rFonts w:ascii="Arial" w:hAnsi="Arial" w:cs="Arial" w:eastAsia="Arial"/>
                 <w:sz w:val="21"/>
               </w:rPr>
               <w:t xml:space="preserve"> preserves all subfolder permissions along with access levels.</w:t>
@@ -256,7 +256,7 @@
             </w:pPr>
             <w:r>
               <w:rPr>
-                <w:rFonts w:ascii="Arial" w:eastAsia="Arial" w:hAnsi="Arial" w:cs="Arial"/>
+                <w:rFonts w:ascii="Arial" w:hAnsi="Arial" w:cs="Arial" w:eastAsia="Arial"/>
                 <w:b/>
                 <w:sz w:val="21"/>
               </w:rPr>
@@ -280,7 +280,7 @@
             </w:pPr>
             <w:r>
               <w:rPr>
-                <w:rFonts w:ascii="Arial" w:eastAsia="Arial" w:hAnsi="Arial" w:cs="Arial"/>
+                <w:rFonts w:ascii="Arial" w:hAnsi="Arial" w:cs="Arial" w:eastAsia="Arial"/>
                 <w:sz w:val="21"/>
               </w:rPr>
               <w:t>Maintaining the original timestamps, including creation and modification dates and times, when transferring data to the destination cloud.</w:t>
@@ -309,7 +309,7 @@
             </w:pPr>
             <w:r>
               <w:rPr>
-                <w:rFonts w:ascii="Arial" w:eastAsia="Arial" w:hAnsi="Arial" w:cs="Arial"/>
+                <w:rFonts w:ascii="Arial" w:hAnsi="Arial" w:cs="Arial" w:eastAsia="Arial"/>
                 <w:b/>
                 <w:sz w:val="21"/>
               </w:rPr>
@@ -333,7 +333,7 @@
             </w:pPr>
             <w:r>
               <w:rPr>
-                <w:rFonts w:ascii="Arial" w:eastAsia="Arial" w:hAnsi="Arial" w:cs="Arial"/>
+                <w:rFonts w:ascii="Arial" w:hAnsi="Arial" w:cs="Arial" w:eastAsia="Arial"/>
                 <w:sz w:val="21"/>
               </w:rPr>
               <w:t>If the destination cloud has a long folder path limitation, the system automatically adjusts the destination's path as per the limitation.</w:t>
@@ -362,7 +362,7 @@
             </w:pPr>
             <w:r>
               <w:rPr>
-                <w:rFonts w:ascii="Arial" w:eastAsia="Arial" w:hAnsi="Arial" w:cs="Arial"/>
+                <w:rFonts w:ascii="Arial" w:hAnsi="Arial" w:cs="Arial" w:eastAsia="Arial"/>
                 <w:b/>
                 <w:sz w:val="21"/>
               </w:rPr>
@@ -386,7 +386,7 @@
             </w:pPr>
             <w:r>
               <w:rPr>
-                <w:rFonts w:ascii="Arial" w:eastAsia="Arial" w:hAnsi="Arial" w:cs="Arial"/>
+                <w:rFonts w:ascii="Arial" w:hAnsi="Arial" w:cs="Arial" w:eastAsia="Arial"/>
                 <w:sz w:val="21"/>
               </w:rPr>
               <w:t>Special characters not supported by the destination cloud will be automatically replaced with underscores (_) or hyphens (-). This ensures that the integrity of the data is maintained during the migration process.</w:t>
@@ -415,7 +415,7 @@
             </w:pPr>
             <w:r>
               <w:rPr>
-                <w:rFonts w:ascii="Arial" w:eastAsia="Arial" w:hAnsi="Arial" w:cs="Arial"/>
+                <w:rFonts w:ascii="Arial" w:hAnsi="Arial" w:cs="Arial" w:eastAsia="Arial"/>
                 <w:b/>
                 <w:sz w:val="21"/>
               </w:rPr>
@@ -439,7 +439,7 @@
             </w:pPr>
             <w:r>
               <w:rPr>
-                <w:rFonts w:ascii="Arial" w:eastAsia="Arial" w:hAnsi="Arial" w:cs="Arial"/>
+                <w:rFonts w:ascii="Arial" w:hAnsi="Arial" w:cs="Arial" w:eastAsia="Arial"/>
                 <w:sz w:val="21"/>
               </w:rPr>
               <w:t>The system will automatically prevent the generation of email notifications for collaborations on folders/files originating from the destination cloud.</w:t>
@@ -463,10 +463,10 @@
   <w:docDefaults>
     <w:rPrDefault>
       <w:rPr>
-        <w:rFonts w:asciiTheme="minorHAnsi" w:eastAsiaTheme="minorEastAsia" w:hAnsiTheme="minorHAnsi" w:cstheme="minorBidi"/>
+        <w:rFonts w:ascii="Arial" w:hAnsi="Arial" w:cs="Arial" w:eastAsia="Arial"/>
         <w:kern w:val="2"/>
-        <w:sz w:val="24"/>
-        <w:szCs w:val="24"/>
+        <w:sz w:val="21"/>
+        <w:szCs w:val="21"/>
         <w:lang w:val="en-IN" w:eastAsia="en-IN" w:bidi="ar-SA"/>
         <w14:ligatures w14:val="standardContextual"/>
       </w:rPr>
@@ -862,9 +862,9 @@
       <w:spacing w:line="259" w:lineRule="auto"/>
     </w:pPr>
     <w:rPr>
-      <w:rFonts w:ascii="Calibri" w:eastAsia="Calibri" w:hAnsi="Calibri" w:cs="Calibri"/>
+      <w:rFonts w:ascii="Arial" w:hAnsi="Arial" w:cs="Arial" w:eastAsia="Arial"/>
       <w:color w:val="000000"/>
-      <w:sz w:val="22"/>
+      <w:sz w:val="21"/>
     </w:rPr>
   </w:style>
   <w:style w:type="character" w:default="1" w:styleId="DefaultParagraphFont">
